--- a/word/表41 ECMO 氧代谢评估与容量复苏决策通道（1）.docx
+++ b/word/表41 ECMO 氧代谢评估与容量复苏决策通道（1）.docx
@@ -4,6 +4,8 @@
   <w:body>
     <w:p>
       <w:pPr>
+        <w:snapToGrid w:val="0"/>
+        <w:spacing w:after="0" w:line="240" w:lineRule="auto"/>
         <w:jc w:val="center"/>
         <w:rPr>
           <w:rFonts w:ascii="Times New Roman Regular" w:hAnsi="Times New Roman Regular" w:cs="Times New Roman Regular"/>
@@ -65,6 +67,11 @@
       <w:tblPr>
         <w:tblStyle w:val="ab"/>
         <w:tblW w:w="0" w:type="auto"/>
+        <w:tblLayout w:type="fixed"/>
+        <w:tblCellMar>
+          <w:left w:w="20" w:type="dxa"/>
+          <w:right w:w="20" w:type="dxa"/>
+        </w:tblCellMar>
         <w:tblLook w:val="04A0" w:firstRow="1" w:lastRow="0" w:firstColumn="1" w:lastColumn="0" w:noHBand="0" w:noVBand="1"/>
       </w:tblPr>
       <w:tblGrid>
@@ -74,9 +81,6 @@
         <w:gridCol w:w="4649"/>
       </w:tblGrid>
       <w:tr>
-        <w:trPr>
-          <w:trHeight w:val="69"/>
-        </w:trPr>
         <w:tc>
           <w:tcPr>
             <w:tcW w:w="10456" w:type="dxa"/>
@@ -86,6 +90,7 @@
           </w:tcPr>
           <w:p>
             <w:pPr>
+              <w:snapToGrid w:val="0"/>
               <w:spacing w:after="0" w:line="240" w:lineRule="auto"/>
               <w:rPr>
                 <w:rFonts w:ascii="Times New Roman Regular" w:hAnsi="Times New Roman Regular" w:cs="Times New Roman Regular"/>
@@ -129,9 +134,6 @@
         </w:tc>
       </w:tr>
       <w:tr>
-        <w:trPr>
-          <w:trHeight w:val="69"/>
-        </w:trPr>
         <w:tc>
           <w:tcPr>
             <w:tcW w:w="10456" w:type="dxa"/>
@@ -141,6 +143,7 @@
           </w:tcPr>
           <w:p>
             <w:pPr>
+              <w:snapToGrid w:val="0"/>
               <w:spacing w:after="0" w:line="240" w:lineRule="auto"/>
               <w:rPr>
                 <w:rFonts w:ascii="Times New Roman Regular" w:hAnsi="Times New Roman Regular" w:cs="Times New Roman Regular"/>
@@ -200,9 +203,6 @@
         </w:tc>
       </w:tr>
       <w:tr>
-        <w:trPr>
-          <w:trHeight w:val="69"/>
-        </w:trPr>
         <w:tc>
           <w:tcPr>
             <w:tcW w:w="1129" w:type="dxa"/>
@@ -210,6 +210,7 @@
           </w:tcPr>
           <w:p>
             <w:pPr>
+              <w:snapToGrid w:val="0"/>
               <w:spacing w:after="0" w:line="240" w:lineRule="auto"/>
               <w:rPr>
                 <w:rFonts w:ascii="Times New Roman Regular" w:hAnsi="Times New Roman Regular" w:cs="Times New Roman Regular"/>
@@ -235,6 +236,7 @@
           </w:tcPr>
           <w:p>
             <w:pPr>
+              <w:snapToGrid w:val="0"/>
               <w:spacing w:after="0" w:line="240" w:lineRule="auto"/>
               <w:rPr>
                 <w:rFonts w:ascii="Times New Roman Regular" w:hAnsi="Times New Roman Regular" w:cs="Times New Roman Regular"/>
@@ -262,15 +264,13 @@
         </w:tc>
       </w:tr>
       <w:tr>
-        <w:trPr>
-          <w:trHeight w:val="69"/>
-        </w:trPr>
         <w:tc>
           <w:tcPr>
             <w:tcW w:w="1129" w:type="dxa"/>
           </w:tcPr>
           <w:p>
             <w:pPr>
+              <w:snapToGrid w:val="0"/>
               <w:spacing w:after="0" w:line="240" w:lineRule="auto"/>
               <w:jc w:val="center"/>
               <w:rPr>
@@ -292,6 +292,7 @@
           </w:tcPr>
           <w:p>
             <w:pPr>
+              <w:snapToGrid w:val="0"/>
               <w:spacing w:after="0" w:line="240" w:lineRule="auto"/>
               <w:rPr>
                 <w:rFonts w:ascii="Times New Roman Regular" w:hAnsi="Times New Roman Regular" w:cs="Times New Roman Regular"/>
@@ -385,15 +386,13 @@
         </w:tc>
       </w:tr>
       <w:tr>
-        <w:trPr>
-          <w:trHeight w:val="69"/>
-        </w:trPr>
         <w:tc>
           <w:tcPr>
             <w:tcW w:w="1129" w:type="dxa"/>
           </w:tcPr>
           <w:p>
             <w:pPr>
+              <w:snapToGrid w:val="0"/>
               <w:spacing w:after="0" w:line="240" w:lineRule="auto"/>
               <w:jc w:val="center"/>
               <w:rPr>
@@ -415,6 +414,7 @@
           </w:tcPr>
           <w:p>
             <w:pPr>
+              <w:snapToGrid w:val="0"/>
               <w:spacing w:after="0" w:line="240" w:lineRule="auto"/>
               <w:rPr>
                 <w:rFonts w:ascii="Times New Roman Regular" w:hAnsi="Times New Roman Regular" w:cs="Times New Roman Regular"/>
@@ -478,15 +478,13 @@
         </w:tc>
       </w:tr>
       <w:tr>
-        <w:trPr>
-          <w:trHeight w:val="69"/>
-        </w:trPr>
         <w:tc>
           <w:tcPr>
             <w:tcW w:w="1129" w:type="dxa"/>
           </w:tcPr>
           <w:p>
             <w:pPr>
+              <w:snapToGrid w:val="0"/>
               <w:spacing w:after="0" w:line="240" w:lineRule="auto"/>
               <w:jc w:val="center"/>
               <w:rPr>
@@ -514,6 +512,7 @@
           </w:tcPr>
           <w:p>
             <w:pPr>
+              <w:snapToGrid w:val="0"/>
               <w:spacing w:after="0" w:line="240" w:lineRule="auto"/>
               <w:rPr>
                 <w:rFonts w:ascii="Times New Roman Regular" w:hAnsi="Times New Roman Regular" w:cs="Times New Roman Regular"/>
@@ -583,9 +582,6 @@
         </w:tc>
       </w:tr>
       <w:tr>
-        <w:trPr>
-          <w:trHeight w:val="69"/>
-        </w:trPr>
         <w:tc>
           <w:tcPr>
             <w:tcW w:w="10456" w:type="dxa"/>
@@ -594,6 +590,7 @@
           </w:tcPr>
           <w:p>
             <w:pPr>
+              <w:snapToGrid w:val="0"/>
               <w:spacing w:after="0" w:line="240" w:lineRule="auto"/>
               <w:rPr>
                 <w:rFonts w:ascii="Times New Roman Regular" w:hAnsi="Times New Roman Regular" w:cs="Times New Roman Regular"/>
@@ -653,9 +650,6 @@
         </w:tc>
       </w:tr>
       <w:tr>
-        <w:trPr>
-          <w:trHeight w:val="69"/>
-        </w:trPr>
         <w:tc>
           <w:tcPr>
             <w:tcW w:w="2426" w:type="dxa"/>
@@ -664,6 +658,7 @@
           </w:tcPr>
           <w:p>
             <w:pPr>
+              <w:snapToGrid w:val="0"/>
               <w:spacing w:after="0" w:line="240" w:lineRule="auto"/>
               <w:rPr>
                 <w:rFonts w:ascii="Times New Roman Regular" w:hAnsi="Times New Roman Regular" w:cs="Times New Roman Regular"/>
@@ -688,6 +683,7 @@
           </w:tcPr>
           <w:p>
             <w:pPr>
+              <w:snapToGrid w:val="0"/>
               <w:spacing w:after="0" w:line="240" w:lineRule="auto"/>
               <w:rPr>
                 <w:rFonts w:ascii="Times New Roman Regular" w:hAnsi="Times New Roman Regular" w:cs="Times New Roman Regular"/>
@@ -712,6 +708,7 @@
           </w:tcPr>
           <w:p>
             <w:pPr>
+              <w:snapToGrid w:val="0"/>
               <w:spacing w:after="0" w:line="240" w:lineRule="auto"/>
               <w:jc w:val="center"/>
               <w:rPr>
@@ -756,9 +753,6 @@
         </w:tc>
       </w:tr>
       <w:tr>
-        <w:trPr>
-          <w:trHeight w:val="69"/>
-        </w:trPr>
         <w:tc>
           <w:tcPr>
             <w:tcW w:w="2426" w:type="dxa"/>
@@ -766,6 +760,7 @@
           </w:tcPr>
           <w:p>
             <w:pPr>
+              <w:snapToGrid w:val="0"/>
               <w:spacing w:after="0" w:line="240" w:lineRule="auto"/>
               <w:rPr>
                 <w:rFonts w:ascii="Times New Roman Regular" w:hAnsi="Times New Roman Regular" w:cs="Times New Roman Regular"/>
@@ -803,6 +798,7 @@
           </w:tcPr>
           <w:p>
             <w:pPr>
+              <w:snapToGrid w:val="0"/>
               <w:spacing w:after="0" w:line="240" w:lineRule="auto"/>
               <w:rPr>
                 <w:rFonts w:ascii="Times New Roman Regular" w:hAnsi="Times New Roman Regular" w:cs="Times New Roman Regular"/>
@@ -822,6 +818,7 @@
           </w:tcPr>
           <w:p>
             <w:pPr>
+              <w:snapToGrid w:val="0"/>
               <w:spacing w:after="0" w:line="240" w:lineRule="auto"/>
               <w:jc w:val="center"/>
               <w:rPr>
@@ -892,9 +889,6 @@
         </w:tc>
       </w:tr>
       <w:tr>
-        <w:trPr>
-          <w:trHeight w:val="69"/>
-        </w:trPr>
         <w:tc>
           <w:tcPr>
             <w:tcW w:w="2426" w:type="dxa"/>
@@ -902,6 +896,7 @@
           </w:tcPr>
           <w:p>
             <w:pPr>
+              <w:snapToGrid w:val="0"/>
               <w:spacing w:after="0" w:line="240" w:lineRule="auto"/>
               <w:rPr>
                 <w:rFonts w:ascii="Times New Roman Regular" w:hAnsi="Times New Roman Regular" w:cs="Times New Roman Regular"/>
@@ -921,6 +916,7 @@
           </w:tcPr>
           <w:p>
             <w:pPr>
+              <w:snapToGrid w:val="0"/>
               <w:spacing w:after="0" w:line="240" w:lineRule="auto"/>
               <w:rPr>
                 <w:rFonts w:ascii="Times New Roman Regular" w:hAnsi="Times New Roman Regular" w:cs="Times New Roman Regular"/>
@@ -946,6 +942,7 @@
           </w:tcPr>
           <w:p>
             <w:pPr>
+              <w:snapToGrid w:val="0"/>
               <w:spacing w:after="0" w:line="240" w:lineRule="auto"/>
               <w:jc w:val="center"/>
               <w:rPr>
@@ -962,9 +959,6 @@
         </w:tc>
       </w:tr>
       <w:tr>
-        <w:trPr>
-          <w:trHeight w:val="69"/>
-        </w:trPr>
         <w:tc>
           <w:tcPr>
             <w:tcW w:w="2426" w:type="dxa"/>
@@ -972,6 +966,7 @@
           </w:tcPr>
           <w:p>
             <w:pPr>
+              <w:snapToGrid w:val="0"/>
               <w:spacing w:after="0" w:line="240" w:lineRule="auto"/>
               <w:rPr>
                 <w:rFonts w:ascii="Times New Roman Regular" w:hAnsi="Times New Roman Regular" w:cs="Times New Roman Regular"/>
@@ -1000,6 +995,7 @@
           </w:tcPr>
           <w:p>
             <w:pPr>
+              <w:snapToGrid w:val="0"/>
               <w:spacing w:after="0" w:line="240" w:lineRule="auto"/>
               <w:rPr>
                 <w:rFonts w:ascii="Times New Roman Regular" w:hAnsi="Times New Roman Regular" w:cs="Times New Roman Regular"/>
@@ -1021,6 +1017,7 @@
           </w:tcPr>
           <w:p>
             <w:pPr>
+              <w:snapToGrid w:val="0"/>
               <w:spacing w:after="0" w:line="240" w:lineRule="auto"/>
               <w:jc w:val="center"/>
               <w:rPr>
@@ -1039,9 +1036,6 @@
         </w:tc>
       </w:tr>
       <w:tr>
-        <w:trPr>
-          <w:trHeight w:val="69"/>
-        </w:trPr>
         <w:tc>
           <w:tcPr>
             <w:tcW w:w="2426" w:type="dxa"/>
@@ -1049,6 +1043,7 @@
           </w:tcPr>
           <w:p>
             <w:pPr>
+              <w:snapToGrid w:val="0"/>
               <w:spacing w:after="0" w:line="240" w:lineRule="auto"/>
               <w:rPr>
                 <w:rFonts w:ascii="Times New Roman Regular" w:hAnsi="Times New Roman Regular" w:cs="Times New Roman Regular"/>
@@ -1070,6 +1065,7 @@
           </w:tcPr>
           <w:p>
             <w:pPr>
+              <w:snapToGrid w:val="0"/>
               <w:spacing w:after="0" w:line="240" w:lineRule="auto"/>
               <w:rPr>
                 <w:rFonts w:ascii="Times New Roman Regular" w:hAnsi="Times New Roman Regular" w:cs="Times New Roman Regular"/>
@@ -1091,6 +1087,7 @@
           </w:tcPr>
           <w:p>
             <w:pPr>
+              <w:snapToGrid w:val="0"/>
               <w:spacing w:after="0" w:line="240" w:lineRule="auto"/>
               <w:jc w:val="center"/>
               <w:rPr>
@@ -1109,9 +1106,6 @@
         </w:tc>
       </w:tr>
       <w:tr>
-        <w:trPr>
-          <w:trHeight w:val="69"/>
-        </w:trPr>
         <w:tc>
           <w:tcPr>
             <w:tcW w:w="2426" w:type="dxa"/>
@@ -1119,6 +1113,7 @@
           </w:tcPr>
           <w:p>
             <w:pPr>
+              <w:snapToGrid w:val="0"/>
               <w:spacing w:after="0" w:line="240" w:lineRule="auto"/>
               <w:rPr>
                 <w:rFonts w:ascii="Times New Roman Regular" w:hAnsi="Times New Roman Regular" w:cs="Times New Roman Regular"/>
@@ -1140,6 +1135,7 @@
           </w:tcPr>
           <w:p>
             <w:pPr>
+              <w:snapToGrid w:val="0"/>
               <w:spacing w:after="0" w:line="240" w:lineRule="auto"/>
               <w:rPr>
                 <w:rFonts w:ascii="Times New Roman Regular" w:hAnsi="Times New Roman Regular" w:cs="Times New Roman Regular"/>
@@ -1161,6 +1157,7 @@
           </w:tcPr>
           <w:p>
             <w:pPr>
+              <w:snapToGrid w:val="0"/>
               <w:spacing w:after="0" w:line="240" w:lineRule="auto"/>
               <w:jc w:val="center"/>
               <w:rPr>
@@ -1179,9 +1176,6 @@
         </w:tc>
       </w:tr>
       <w:tr>
-        <w:trPr>
-          <w:trHeight w:val="69"/>
-        </w:trPr>
         <w:tc>
           <w:tcPr>
             <w:tcW w:w="2426" w:type="dxa"/>
@@ -1189,6 +1183,7 @@
           </w:tcPr>
           <w:p>
             <w:pPr>
+              <w:snapToGrid w:val="0"/>
               <w:spacing w:after="0" w:line="240" w:lineRule="auto"/>
               <w:rPr>
                 <w:rFonts w:ascii="Times New Roman Regular" w:hAnsi="Times New Roman Regular" w:cs="Times New Roman Regular"/>
@@ -1210,6 +1205,7 @@
           </w:tcPr>
           <w:p>
             <w:pPr>
+              <w:snapToGrid w:val="0"/>
               <w:spacing w:after="0" w:line="240" w:lineRule="auto"/>
               <w:rPr>
                 <w:rFonts w:ascii="Times New Roman Regular" w:hAnsi="Times New Roman Regular" w:cs="Times New Roman Regular"/>
@@ -1231,6 +1227,7 @@
           </w:tcPr>
           <w:p>
             <w:pPr>
+              <w:snapToGrid w:val="0"/>
               <w:spacing w:after="0" w:line="240" w:lineRule="auto"/>
               <w:jc w:val="center"/>
               <w:rPr>
@@ -1249,9 +1246,6 @@
         </w:tc>
       </w:tr>
       <w:tr>
-        <w:trPr>
-          <w:trHeight w:val="69"/>
-        </w:trPr>
         <w:tc>
           <w:tcPr>
             <w:tcW w:w="10456" w:type="dxa"/>
@@ -1260,6 +1254,7 @@
           </w:tcPr>
           <w:p>
             <w:pPr>
+              <w:snapToGrid w:val="0"/>
               <w:spacing w:after="0" w:line="240" w:lineRule="auto"/>
               <w:rPr>
                 <w:rFonts w:ascii="Times New Roman Regular" w:hAnsi="Times New Roman Regular" w:cs="Times New Roman Regular"/>
@@ -1343,9 +1338,6 @@
         </w:tc>
       </w:tr>
       <w:tr>
-        <w:trPr>
-          <w:trHeight w:val="69"/>
-        </w:trPr>
         <w:tc>
           <w:tcPr>
             <w:tcW w:w="2426" w:type="dxa"/>
@@ -1354,6 +1346,7 @@
           </w:tcPr>
           <w:p>
             <w:pPr>
+              <w:snapToGrid w:val="0"/>
               <w:spacing w:after="0" w:line="240" w:lineRule="auto"/>
               <w:rPr>
                 <w:rFonts w:ascii="Times New Roman Regular" w:hAnsi="Times New Roman Regular" w:cs="Times New Roman Regular"/>
@@ -1378,6 +1371,7 @@
           </w:tcPr>
           <w:p>
             <w:pPr>
+              <w:snapToGrid w:val="0"/>
               <w:spacing w:after="0" w:line="240" w:lineRule="auto"/>
               <w:jc w:val="center"/>
               <w:rPr>
@@ -1403,6 +1397,7 @@
           </w:tcPr>
           <w:p>
             <w:pPr>
+              <w:snapToGrid w:val="0"/>
               <w:spacing w:after="0" w:line="240" w:lineRule="auto"/>
               <w:jc w:val="center"/>
               <w:rPr>
@@ -1423,9 +1418,6 @@
         </w:tc>
       </w:tr>
       <w:tr>
-        <w:trPr>
-          <w:trHeight w:val="69"/>
-        </w:trPr>
         <w:tc>
           <w:tcPr>
             <w:tcW w:w="2426" w:type="dxa"/>
@@ -1433,6 +1425,7 @@
           </w:tcPr>
           <w:p>
             <w:pPr>
+              <w:snapToGrid w:val="0"/>
               <w:spacing w:after="0" w:line="240" w:lineRule="auto"/>
               <w:rPr>
                 <w:rFonts w:ascii="Times New Roman Regular" w:hAnsi="Times New Roman Regular" w:cs="Times New Roman Regular"/>
@@ -1470,6 +1463,7 @@
           </w:tcPr>
           <w:p>
             <w:pPr>
+              <w:snapToGrid w:val="0"/>
               <w:spacing w:after="0" w:line="240" w:lineRule="auto"/>
               <w:rPr>
                 <w:rFonts w:ascii="Times New Roman Regular" w:hAnsi="Times New Roman Regular" w:cs="Times New Roman Regular"/>
@@ -1519,6 +1513,7 @@
           </w:tcPr>
           <w:p>
             <w:pPr>
+              <w:snapToGrid w:val="0"/>
               <w:spacing w:after="0" w:line="240" w:lineRule="auto"/>
               <w:jc w:val="center"/>
               <w:rPr>
@@ -1571,9 +1566,6 @@
         </w:tc>
       </w:tr>
       <w:tr>
-        <w:trPr>
-          <w:trHeight w:val="69"/>
-        </w:trPr>
         <w:tc>
           <w:tcPr>
             <w:tcW w:w="2426" w:type="dxa"/>
@@ -1581,6 +1573,7 @@
           </w:tcPr>
           <w:p>
             <w:pPr>
+              <w:snapToGrid w:val="0"/>
               <w:spacing w:after="0" w:line="240" w:lineRule="auto"/>
               <w:rPr>
                 <w:rFonts w:ascii="Times New Roman Regular" w:hAnsi="Times New Roman Regular" w:cs="Times New Roman Regular"/>
@@ -1618,6 +1611,7 @@
           </w:tcPr>
           <w:p>
             <w:pPr>
+              <w:snapToGrid w:val="0"/>
               <w:spacing w:after="0" w:line="240" w:lineRule="auto"/>
               <w:rPr>
                 <w:rFonts w:ascii="Times New Roman Regular" w:hAnsi="Times New Roman Regular" w:cs="Times New Roman Regular"/>
@@ -1685,6 +1679,7 @@
           </w:tcPr>
           <w:p>
             <w:pPr>
+              <w:snapToGrid w:val="0"/>
               <w:spacing w:after="0" w:line="240" w:lineRule="auto"/>
               <w:jc w:val="center"/>
               <w:rPr>
@@ -1737,9 +1732,6 @@
         </w:tc>
       </w:tr>
       <w:tr>
-        <w:trPr>
-          <w:trHeight w:val="69"/>
-        </w:trPr>
         <w:tc>
           <w:tcPr>
             <w:tcW w:w="10456" w:type="dxa"/>
@@ -1748,6 +1740,7 @@
           </w:tcPr>
           <w:p>
             <w:pPr>
+              <w:snapToGrid w:val="0"/>
               <w:spacing w:after="0" w:line="240" w:lineRule="auto"/>
               <w:rPr>
                 <w:rFonts w:ascii="Times New Roman Regular" w:hAnsi="Times New Roman Regular" w:cs="Times New Roman Regular"/>
@@ -1807,9 +1800,6 @@
         </w:tc>
       </w:tr>
       <w:tr>
-        <w:trPr>
-          <w:trHeight w:val="69"/>
-        </w:trPr>
         <w:tc>
           <w:tcPr>
             <w:tcW w:w="10456" w:type="dxa"/>
@@ -1818,6 +1808,7 @@
           </w:tcPr>
           <w:p>
             <w:pPr>
+              <w:snapToGrid w:val="0"/>
               <w:spacing w:after="0" w:line="240" w:lineRule="auto"/>
               <w:rPr>
                 <w:rFonts w:ascii="Times New Roman Regular" w:hAnsi="Times New Roman Regular" w:cs="Times New Roman Regular"/>
@@ -1917,9 +1908,6 @@
         </w:tc>
       </w:tr>
       <w:tr>
-        <w:trPr>
-          <w:trHeight w:val="69"/>
-        </w:trPr>
         <w:tc>
           <w:tcPr>
             <w:tcW w:w="2426" w:type="dxa"/>
@@ -1928,7 +1916,8 @@
           </w:tcPr>
           <w:p>
             <w:pPr>
-              <w:spacing w:after="0" w:line="60" w:lineRule="auto"/>
+              <w:snapToGrid w:val="0"/>
+              <w:spacing w:after="0" w:line="240" w:lineRule="auto"/>
               <w:rPr>
                 <w:rFonts w:ascii="Times New Roman Regular" w:hAnsi="Times New Roman Regular" w:cs="Times New Roman Regular"/>
               </w:rPr>
@@ -1961,7 +1950,8 @@
           </w:tcPr>
           <w:p>
             <w:pPr>
-              <w:spacing w:after="0" w:line="60" w:lineRule="auto"/>
+              <w:snapToGrid w:val="0"/>
+              <w:spacing w:after="0" w:line="240" w:lineRule="auto"/>
               <w:rPr>
                 <w:rFonts w:ascii="Times New Roman Regular" w:hAnsi="Times New Roman Regular" w:cs="Times New Roman Regular"/>
               </w:rPr>
@@ -2084,9 +2074,6 @@
         </w:tc>
       </w:tr>
       <w:tr>
-        <w:trPr>
-          <w:trHeight w:val="69"/>
-        </w:trPr>
         <w:tc>
           <w:tcPr>
             <w:tcW w:w="2426" w:type="dxa"/>
@@ -2095,6 +2082,7 @@
           </w:tcPr>
           <w:p>
             <w:pPr>
+              <w:snapToGrid w:val="0"/>
               <w:spacing w:after="0" w:line="240" w:lineRule="auto"/>
               <w:rPr>
                 <w:rFonts w:ascii="Times New Roman Regular" w:hAnsi="Times New Roman Regular" w:cs="Times New Roman Regular"/>
@@ -2128,6 +2116,7 @@
           </w:tcPr>
           <w:p>
             <w:pPr>
+              <w:snapToGrid w:val="0"/>
               <w:spacing w:after="0" w:line="240" w:lineRule="auto"/>
               <w:rPr>
                 <w:rFonts w:ascii="Times New Roman Regular" w:hAnsi="Times New Roman Regular" w:cs="Times New Roman Regular"/>
@@ -2179,9 +2168,6 @@
         </w:tc>
       </w:tr>
       <w:tr>
-        <w:trPr>
-          <w:trHeight w:val="69"/>
-        </w:trPr>
         <w:tc>
           <w:tcPr>
             <w:tcW w:w="2426" w:type="dxa"/>
@@ -2190,6 +2176,7 @@
           </w:tcPr>
           <w:p>
             <w:pPr>
+              <w:snapToGrid w:val="0"/>
               <w:spacing w:after="0" w:line="240" w:lineRule="auto"/>
               <w:rPr>
                 <w:rFonts w:ascii="Times New Roman Regular" w:hAnsi="Times New Roman Regular" w:cs="Times New Roman Regular"/>
@@ -2211,6 +2198,7 @@
           </w:tcPr>
           <w:p>
             <w:pPr>
+              <w:snapToGrid w:val="0"/>
               <w:spacing w:after="0" w:line="240" w:lineRule="auto"/>
               <w:rPr>
                 <w:rFonts w:ascii="Times New Roman Regular" w:hAnsi="Times New Roman Regular" w:cs="Times New Roman Regular"/>
@@ -2412,9 +2400,6 @@
         </w:tc>
       </w:tr>
       <w:tr>
-        <w:trPr>
-          <w:trHeight w:val="69"/>
-        </w:trPr>
         <w:tc>
           <w:tcPr>
             <w:tcW w:w="2426" w:type="dxa"/>
@@ -2423,6 +2408,7 @@
           </w:tcPr>
           <w:p>
             <w:pPr>
+              <w:snapToGrid w:val="0"/>
               <w:spacing w:after="0" w:line="240" w:lineRule="auto"/>
               <w:rPr>
                 <w:rFonts w:ascii="Times New Roman Regular" w:hAnsi="Times New Roman Regular" w:cs="Times New Roman Regular"/>
@@ -2450,6 +2436,7 @@
           </w:tcPr>
           <w:p>
             <w:pPr>
+              <w:snapToGrid w:val="0"/>
               <w:spacing w:after="0" w:line="240" w:lineRule="auto"/>
               <w:rPr>
                 <w:rFonts w:ascii="Times New Roman Regular" w:hAnsi="Times New Roman Regular" w:cs="Times New Roman Regular"/>
@@ -2489,9 +2476,6 @@
         </w:tc>
       </w:tr>
       <w:tr>
-        <w:trPr>
-          <w:trHeight w:val="69"/>
-        </w:trPr>
         <w:tc>
           <w:tcPr>
             <w:tcW w:w="10456" w:type="dxa"/>
@@ -2500,6 +2484,7 @@
           </w:tcPr>
           <w:p>
             <w:pPr>
+              <w:snapToGrid w:val="0"/>
               <w:spacing w:after="0" w:line="240" w:lineRule="auto"/>
               <w:rPr>
                 <w:rFonts w:ascii="Times New Roman Regular" w:hAnsi="Times New Roman Regular" w:cs="Times New Roman Regular"/>
@@ -2559,9 +2544,6 @@
         </w:tc>
       </w:tr>
       <w:tr>
-        <w:trPr>
-          <w:trHeight w:val="69"/>
-        </w:trPr>
         <w:tc>
           <w:tcPr>
             <w:tcW w:w="2426" w:type="dxa"/>
@@ -2570,6 +2552,7 @@
           </w:tcPr>
           <w:p>
             <w:pPr>
+              <w:snapToGrid w:val="0"/>
               <w:spacing w:after="0" w:line="240" w:lineRule="auto"/>
               <w:rPr>
                 <w:rFonts w:ascii="Times New Roman Regular" w:hAnsi="Times New Roman Regular" w:cs="Times New Roman Regular"/>
@@ -2594,6 +2577,7 @@
           </w:tcPr>
           <w:p>
             <w:pPr>
+              <w:snapToGrid w:val="0"/>
               <w:spacing w:after="0" w:line="240" w:lineRule="auto"/>
               <w:rPr>
                 <w:rFonts w:ascii="Times New Roman Regular" w:hAnsi="Times New Roman Regular" w:cs="Times New Roman Regular"/>
@@ -2618,6 +2602,7 @@
           </w:tcPr>
           <w:p>
             <w:pPr>
+              <w:snapToGrid w:val="0"/>
               <w:spacing w:after="0" w:line="240" w:lineRule="auto"/>
               <w:rPr>
                 <w:rFonts w:ascii="Times New Roman Regular" w:hAnsi="Times New Roman Regular" w:cs="Times New Roman Regular"/>
@@ -2637,9 +2622,6 @@
         </w:tc>
       </w:tr>
       <w:tr>
-        <w:trPr>
-          <w:trHeight w:val="69"/>
-        </w:trPr>
         <w:tc>
           <w:tcPr>
             <w:tcW w:w="2426" w:type="dxa"/>
@@ -2648,6 +2630,7 @@
           </w:tcPr>
           <w:p>
             <w:pPr>
+              <w:snapToGrid w:val="0"/>
               <w:spacing w:after="0" w:line="240" w:lineRule="auto"/>
               <w:rPr>
                 <w:rFonts w:ascii="Times New Roman Regular" w:hAnsi="Times New Roman Regular" w:cs="Times New Roman Regular"/>
@@ -2668,6 +2651,7 @@
           </w:tcPr>
           <w:p>
             <w:pPr>
+              <w:snapToGrid w:val="0"/>
               <w:spacing w:after="0" w:line="240" w:lineRule="auto"/>
               <w:rPr>
                 <w:rFonts w:ascii="Times New Roman Regular" w:hAnsi="Times New Roman Regular" w:cs="Times New Roman Regular"/>
@@ -2748,6 +2732,7 @@
           </w:tcPr>
           <w:p>
             <w:pPr>
+              <w:snapToGrid w:val="0"/>
               <w:spacing w:after="0" w:line="240" w:lineRule="auto"/>
               <w:rPr>
                 <w:rFonts w:ascii="Times New Roman Regular" w:hAnsi="Times New Roman Regular" w:cs="Times New Roman Regular"/>
@@ -2865,14 +2850,7 @@
               <w:rPr>
                 <w:rFonts w:ascii="Times New Roman Regular" w:hAnsi="Times New Roman Regular" w:cs="Times New Roman Regular"/>
               </w:rPr>
-              <w:t>真性前</w:t>
-            </w:r>
-            <w:r>
-              <w:rPr>
-                <w:rFonts w:ascii="Times New Roman Regular" w:hAnsi="Times New Roman Regular" w:cs="Times New Roman Regular"/>
-              </w:rPr>
-              <w:lastRenderedPageBreak/>
-              <w:t>负荷不足</w:t>
+              <w:t>真性前负荷不足</w:t>
             </w:r>
             <w:r>
               <w:rPr>
@@ -2914,9 +2892,6 @@
         </w:tc>
       </w:tr>
       <w:tr>
-        <w:trPr>
-          <w:trHeight w:val="69"/>
-        </w:trPr>
         <w:tc>
           <w:tcPr>
             <w:tcW w:w="2426" w:type="dxa"/>
@@ -2925,16 +2900,16 @@
           </w:tcPr>
           <w:p>
             <w:pPr>
-              <w:spacing w:after="0" w:line="240" w:lineRule="auto"/>
-              <w:rPr>
-                <w:rFonts w:ascii="Times New Roman Regular" w:hAnsi="Times New Roman Regular" w:cs="Times New Roman Regular"/>
-              </w:rPr>
-            </w:pPr>
-            <w:r>
-              <w:rPr>
-                <w:rFonts w:ascii="Times New Roman Regular" w:hAnsi="Times New Roman Regular" w:cs="Times New Roman Regular"/>
-              </w:rPr>
-              <w:lastRenderedPageBreak/>
+              <w:snapToGrid w:val="0"/>
+              <w:spacing w:after="0" w:line="240" w:lineRule="auto"/>
+              <w:rPr>
+                <w:rFonts w:ascii="Times New Roman Regular" w:hAnsi="Times New Roman Regular" w:cs="Times New Roman Regular"/>
+              </w:rPr>
+            </w:pPr>
+            <w:r>
+              <w:rPr>
+                <w:rFonts w:ascii="Times New Roman Regular" w:hAnsi="Times New Roman Regular" w:cs="Times New Roman Regular"/>
+              </w:rPr>
               <w:t>Hb</w:t>
             </w:r>
             <w:r>
@@ -2952,6 +2927,7 @@
           </w:tcPr>
           <w:p>
             <w:pPr>
+              <w:snapToGrid w:val="0"/>
               <w:spacing w:after="0" w:line="240" w:lineRule="auto"/>
               <w:rPr>
                 <w:rFonts w:ascii="Times New Roman Regular" w:hAnsi="Times New Roman Regular" w:cs="Times New Roman Regular"/>
@@ -3002,6 +2978,7 @@
           </w:tcPr>
           <w:p>
             <w:pPr>
+              <w:snapToGrid w:val="0"/>
               <w:spacing w:after="0" w:line="240" w:lineRule="auto"/>
               <w:rPr>
                 <w:rFonts w:ascii="Times New Roman Regular" w:hAnsi="Times New Roman Regular" w:cs="Times New Roman Regular"/>
@@ -3041,9 +3018,6 @@
         </w:tc>
       </w:tr>
       <w:tr>
-        <w:trPr>
-          <w:trHeight w:val="69"/>
-        </w:trPr>
         <w:tc>
           <w:tcPr>
             <w:tcW w:w="2426" w:type="dxa"/>
@@ -3052,6 +3026,7 @@
           </w:tcPr>
           <w:p>
             <w:pPr>
+              <w:snapToGrid w:val="0"/>
               <w:spacing w:after="0" w:line="240" w:lineRule="auto"/>
               <w:rPr>
                 <w:rFonts w:ascii="Times New Roman Regular" w:hAnsi="Times New Roman Regular" w:cs="Times New Roman Regular"/>
@@ -3084,6 +3059,7 @@
           </w:tcPr>
           <w:p>
             <w:pPr>
+              <w:snapToGrid w:val="0"/>
               <w:spacing w:after="0" w:line="240" w:lineRule="auto"/>
               <w:rPr>
                 <w:rFonts w:ascii="Times New Roman Regular" w:hAnsi="Times New Roman Regular" w:cs="Times New Roman Regular"/>
@@ -3152,6 +3128,7 @@
           </w:tcPr>
           <w:p>
             <w:pPr>
+              <w:snapToGrid w:val="0"/>
               <w:spacing w:after="0" w:line="240" w:lineRule="auto"/>
               <w:rPr>
                 <w:rFonts w:ascii="Times New Roman Regular" w:hAnsi="Times New Roman Regular" w:cs="Times New Roman Regular"/>
@@ -3191,9 +3168,6 @@
         </w:tc>
       </w:tr>
       <w:tr>
-        <w:trPr>
-          <w:trHeight w:val="69"/>
-        </w:trPr>
         <w:tc>
           <w:tcPr>
             <w:tcW w:w="2426" w:type="dxa"/>
@@ -3202,6 +3176,7 @@
           </w:tcPr>
           <w:p>
             <w:pPr>
+              <w:snapToGrid w:val="0"/>
               <w:spacing w:after="0" w:line="240" w:lineRule="auto"/>
               <w:rPr>
                 <w:rFonts w:ascii="Times New Roman Regular" w:hAnsi="Times New Roman Regular" w:cs="Times New Roman Regular"/>
@@ -3234,6 +3209,7 @@
           </w:tcPr>
           <w:p>
             <w:pPr>
+              <w:snapToGrid w:val="0"/>
               <w:spacing w:after="0" w:line="240" w:lineRule="auto"/>
               <w:rPr>
                 <w:rFonts w:ascii="Times New Roman Regular" w:hAnsi="Times New Roman Regular" w:cs="Times New Roman Regular"/>
@@ -3290,6 +3266,7 @@
           </w:tcPr>
           <w:p>
             <w:pPr>
+              <w:snapToGrid w:val="0"/>
               <w:spacing w:after="0" w:line="240" w:lineRule="auto"/>
               <w:rPr>
                 <w:rFonts w:ascii="Times New Roman Regular" w:hAnsi="Times New Roman Regular" w:cs="Times New Roman Regular"/>
@@ -3329,9 +3306,6 @@
         </w:tc>
       </w:tr>
       <w:tr>
-        <w:trPr>
-          <w:trHeight w:val="69"/>
-        </w:trPr>
         <w:tc>
           <w:tcPr>
             <w:tcW w:w="2426" w:type="dxa"/>
@@ -3340,6 +3314,7 @@
           </w:tcPr>
           <w:p>
             <w:pPr>
+              <w:snapToGrid w:val="0"/>
               <w:spacing w:after="0" w:line="240" w:lineRule="auto"/>
               <w:rPr>
                 <w:rFonts w:ascii="Times New Roman Regular" w:hAnsi="Times New Roman Regular" w:cs="Times New Roman Regular"/>
@@ -3372,6 +3347,7 @@
           </w:tcPr>
           <w:p>
             <w:pPr>
+              <w:snapToGrid w:val="0"/>
               <w:spacing w:after="0" w:line="240" w:lineRule="auto"/>
               <w:rPr>
                 <w:rFonts w:ascii="Times New Roman Regular" w:hAnsi="Times New Roman Regular" w:cs="Times New Roman Regular"/>
@@ -3410,6 +3386,7 @@
           </w:tcPr>
           <w:p>
             <w:pPr>
+              <w:snapToGrid w:val="0"/>
               <w:spacing w:after="0" w:line="240" w:lineRule="auto"/>
               <w:rPr>
                 <w:rFonts w:ascii="Times New Roman Regular" w:hAnsi="Times New Roman Regular" w:cs="Times New Roman Regular"/>
@@ -3443,9 +3420,6 @@
         </w:tc>
       </w:tr>
       <w:tr>
-        <w:trPr>
-          <w:trHeight w:val="69"/>
-        </w:trPr>
         <w:tc>
           <w:tcPr>
             <w:tcW w:w="2426" w:type="dxa"/>
@@ -3454,6 +3428,7 @@
           </w:tcPr>
           <w:p>
             <w:pPr>
+              <w:snapToGrid w:val="0"/>
               <w:spacing w:after="0" w:line="240" w:lineRule="auto"/>
               <w:rPr>
                 <w:rFonts w:ascii="Times New Roman Regular" w:hAnsi="Times New Roman Regular" w:cs="Times New Roman Regular"/>
@@ -3474,6 +3449,7 @@
           </w:tcPr>
           <w:p>
             <w:pPr>
+              <w:snapToGrid w:val="0"/>
               <w:spacing w:after="0" w:line="240" w:lineRule="auto"/>
               <w:rPr>
                 <w:rFonts w:ascii="Times New Roman Regular" w:hAnsi="Times New Roman Regular" w:cs="Times New Roman Regular"/>
@@ -3548,6 +3524,7 @@
           </w:tcPr>
           <w:p>
             <w:pPr>
+              <w:snapToGrid w:val="0"/>
               <w:spacing w:after="0" w:line="240" w:lineRule="auto"/>
               <w:rPr>
                 <w:rFonts w:ascii="Times New Roman Regular" w:hAnsi="Times New Roman Regular" w:cs="Times New Roman Regular"/>
@@ -3563,9 +3540,6 @@
         </w:tc>
       </w:tr>
       <w:tr>
-        <w:trPr>
-          <w:trHeight w:val="69"/>
-        </w:trPr>
         <w:tc>
           <w:tcPr>
             <w:tcW w:w="2426" w:type="dxa"/>
@@ -3574,6 +3548,7 @@
           </w:tcPr>
           <w:p>
             <w:pPr>
+              <w:snapToGrid w:val="0"/>
               <w:spacing w:after="0" w:line="240" w:lineRule="auto"/>
               <w:rPr>
                 <w:rFonts w:ascii="Times New Roman Regular" w:hAnsi="Times New Roman Regular" w:cs="Times New Roman Regular"/>
@@ -3594,6 +3569,7 @@
           </w:tcPr>
           <w:p>
             <w:pPr>
+              <w:snapToGrid w:val="0"/>
               <w:spacing w:after="0" w:line="240" w:lineRule="auto"/>
               <w:rPr>
                 <w:rFonts w:ascii="Times New Roman Regular" w:hAnsi="Times New Roman Regular" w:cs="Times New Roman Regular"/>
@@ -3656,6 +3632,7 @@
           </w:tcPr>
           <w:p>
             <w:pPr>
+              <w:snapToGrid w:val="0"/>
               <w:spacing w:after="0" w:line="240" w:lineRule="auto"/>
               <w:rPr>
                 <w:rFonts w:ascii="Times New Roman Regular" w:hAnsi="Times New Roman Regular" w:cs="Times New Roman Regular"/>
@@ -3685,7 +3662,8 @@
     </w:tbl>
     <w:p>
       <w:pPr>
-        <w:spacing w:line="240" w:lineRule="auto"/>
+        <w:snapToGrid w:val="0"/>
+        <w:spacing w:after="0" w:line="240" w:lineRule="auto"/>
         <w:rPr>
           <w:rFonts w:ascii="Times New Roman Regular" w:eastAsia="楷体" w:hAnsi="Times New Roman Regular" w:cs="Times New Roman Regular"/>
           <w:color w:val="215E99" w:themeColor="text2" w:themeTint="BF"/>
@@ -3808,7 +3786,8 @@
     </w:p>
     <w:p>
       <w:pPr>
-        <w:spacing w:line="240" w:lineRule="auto"/>
+        <w:snapToGrid w:val="0"/>
+        <w:spacing w:after="0" w:line="240" w:lineRule="auto"/>
         <w:rPr>
           <w:rFonts w:ascii="Times New Roman Regular" w:eastAsia="楷体" w:hAnsi="Times New Roman Regular" w:cs="Times New Roman Regular"/>
           <w:b/>
@@ -3907,7 +3886,8 @@
     </w:p>
     <w:p>
       <w:pPr>
-        <w:spacing w:line="240" w:lineRule="auto"/>
+        <w:snapToGrid w:val="0"/>
+        <w:spacing w:after="0" w:line="240" w:lineRule="auto"/>
         <w:rPr>
           <w:rFonts w:ascii="Times New Roman Regular" w:eastAsia="楷体" w:hAnsi="Times New Roman Regular" w:cs="Times New Roman Regular"/>
           <w:color w:val="215E99" w:themeColor="text2" w:themeTint="BF"/>
